--- a/app/docx_templates/ca_template.docx
+++ b/app/docx_templates/ca_template.docx
@@ -1692,6 +1692,22 @@
           <w:u w:val="single"/>
         </w:rPr>
         <w:t>{{ indent_date }}</w:t>
+      </w:r>
+      <w:r>
+        <w:rPr>
+          <w:rFonts w:ascii="Arial" w:hAnsi="Arial"/>
+          <w:color w:val="C00000"/>
+          <w:u w:val="single"/>
+        </w:rPr>
+        <w:t xml:space="preserve">, Tender Opening Date </w:t>
+      </w:r>
+      <w:r>
+        <w:rPr>
+          <w:rFonts w:ascii="Arial" w:hAnsi="Arial"/>
+          <w:color w:val="C00000"/>
+          <w:u w:val="single"/>
+        </w:rPr>
+        <w:t xml:space="preserve">{{ opening_date }}</w:t>
       </w:r>
     </w:p>
     <w:p>

--- a/app/docx_templates/ca_template.docx
+++ b/app/docx_templates/ca_template.docx
@@ -2848,7 +2848,7 @@
         <w:rPr>
           <w:rFonts w:ascii="Arial" w:hAnsi="Arial" w:cs="Arial"/>
         </w:rPr>
-        <w:t>Contract</w:t>
+        <w:t>Store</w:t>
       </w:r>
       <w:r>
         <w:rPr>

--- a/app/docx_templates/ca_template.docx
+++ b/app/docx_templates/ca_template.docx
@@ -1562,15 +1562,15 @@
         <w:rPr>
           <w:rFonts w:ascii="Arial" w:hAnsi="Arial" w:cs="Arial"/>
           <w:b/>
+          <w:color w:val="000000"/>
           <w:u w:val="single"/>
         </w:rPr>
-        <w:t>SUPPY CHAIN MANAGEMENT DEPARTMENT OF TECHNOLOGY</w:t>
+        <w:t>{{ indentor_name|default('SUPPY CHAIN MANAGEMENT DEPARTMENT OF TECHNOLOGY.') }}</w:t>
       </w:r>
       <w:r>
         <w:rPr>
           <w:rFonts w:ascii="Arial" w:hAnsi="Arial"/>
         </w:rPr>
-        <w:t>.</w:t>
       </w:r>
     </w:p>
     <w:p>
@@ -1760,26 +1760,24 @@
       <w:r>
         <w:rPr>
           <w:rFonts w:ascii="Arial" w:hAnsi="Arial"/>
-        </w:rPr>
-        <w:t>MoDP (IP)</w:t>
+          <w:color w:val="000000"/>
+        </w:rPr>
+        <w:t>{{ cost_head|default('MoDP (IP) Fund Code Head 2/609/73') }}</w:t>
       </w:r>
       <w:r>
         <w:rPr>
           <w:rFonts w:ascii="Arial" w:hAnsi="Arial"/>
         </w:rPr>
-        <w:t xml:space="preserve"> </w:t>
       </w:r>
       <w:r>
         <w:rPr>
           <w:rFonts w:ascii="Arial" w:hAnsi="Arial"/>
         </w:rPr>
-        <w:t>Fund</w:t>
       </w:r>
       <w:r>
         <w:rPr>
           <w:rFonts w:ascii="Arial" w:hAnsi="Arial"/>
         </w:rPr>
-        <w:t xml:space="preserve"> Code Head </w:t>
       </w:r>
       <w:r>
         <w:rPr>
@@ -1788,7 +1786,6 @@
           <w:color w:val="C00000"/>
           <w:u w:val="single"/>
         </w:rPr>
-        <w:t>2/</w:t>
       </w:r>
       <w:r>
         <w:rPr>
@@ -1797,7 +1794,6 @@
           <w:color w:val="C00000"/>
           <w:u w:val="single"/>
         </w:rPr>
-        <w:t>609/</w:t>
       </w:r>
       <w:r>
         <w:rPr>
@@ -1806,7 +1802,6 @@
           <w:color w:val="C00000"/>
           <w:u w:val="single"/>
         </w:rPr>
-        <w:t>7</w:t>
       </w:r>
       <w:r>
         <w:rPr>
@@ -1815,7 +1810,6 @@
           <w:color w:val="C00000"/>
           <w:u w:val="single"/>
         </w:rPr>
-        <w:t>3</w:t>
       </w:r>
     </w:p>
     <w:p>
@@ -2249,8 +2243,9 @@
       <w:r>
         <w:rPr>
           <w:rFonts w:ascii="Arial" w:hAnsi="Arial" w:cs="Arial"/>
-        </w:rPr>
-        <w:t>Local</w:t>
+          <w:color w:val="000000"/>
+        </w:rPr>
+        <w:t>{{ country_of_origin|default('Local') }}</w:t>
       </w:r>
     </w:p>
     <w:p>
@@ -2474,15 +2469,15 @@
       <w:r>
         <w:rPr>
           <w:rFonts w:ascii="Arial" w:hAnsi="Arial" w:cs="Arial"/>
-        </w:rPr>
-        <w:tab/>
-        <w:t xml:space="preserve">Managing Director </w:t>
-      </w:r>
-      <w:r>
-        <w:rPr>
-          <w:rFonts w:ascii="Arial" w:hAnsi="Arial" w:cs="Arial"/>
-        </w:rPr>
-        <w:t>of Company</w:t>
+          <w:color w:val="000000"/>
+        </w:rPr>
+        <w:tab/>
+        <w:t>{{ inspection_authority|default('Managing Director of Company') }}</w:t>
+      </w:r>
+      <w:r>
+        <w:rPr>
+          <w:rFonts w:ascii="Arial" w:hAnsi="Arial" w:cs="Arial"/>
+        </w:rPr>
       </w:r>
     </w:p>
     <w:p>
@@ -2520,9 +2515,10 @@
       <w:r>
         <w:rPr>
           <w:rFonts w:ascii="Arial" w:hAnsi="Arial" w:cs="Arial"/>
-        </w:rPr>
-        <w:tab/>
-        <w:t>An officer detailed by the Managing Director</w:t>
+          <w:color w:val="000000"/>
+        </w:rPr>
+        <w:tab/>
+        <w:t>An officer detailed by the {{ inspection_officer_detail|default('Managing Director') }}</w:t>
       </w:r>
     </w:p>
     <w:p>
@@ -2556,8 +2552,9 @@
       <w:r>
         <w:rPr>
           <w:rFonts w:ascii="Arial" w:hAnsi="Arial" w:cs="Arial"/>
-        </w:rPr>
-        <w:t>Company</w:t>
+          <w:color w:val="000000"/>
+        </w:rPr>
+        <w:t>{{ place_of_inspection|default('Company') }}</w:t>
       </w:r>
     </w:p>
     <w:p>
@@ -2653,26 +2650,24 @@
       <w:r>
         <w:rPr>
           <w:rFonts w:ascii="Arial" w:hAnsi="Arial" w:cs="Arial"/>
-        </w:rPr>
-        <w:t>will be made by C</w:t>
-      </w:r>
-      <w:r>
-        <w:rPr>
-          <w:rFonts w:ascii="Arial" w:hAnsi="Arial" w:cs="Arial"/>
-        </w:rPr>
-        <w:t xml:space="preserve">ontroller of Military Accounts </w:t>
-      </w:r>
-      <w:r>
-        <w:rPr>
-          <w:rFonts w:ascii="Arial" w:hAnsi="Arial" w:cs="Arial"/>
-        </w:rPr>
-        <w:t xml:space="preserve">CMA </w:t>
-      </w:r>
-      <w:r>
-        <w:rPr>
-          <w:rFonts w:ascii="Arial" w:hAnsi="Arial" w:cs="Arial"/>
-        </w:rPr>
-        <w:t>HIT Taxila</w:t>
+          <w:color w:val="000000"/>
+        </w:rPr>
+        <w:t>will be made by {{ ca_paying_authority|default('Controller of Military Accounts CMA HIT Taxila') }}</w:t>
+      </w:r>
+      <w:r>
+        <w:rPr>
+          <w:rFonts w:ascii="Arial" w:hAnsi="Arial" w:cs="Arial"/>
+        </w:rPr>
+      </w:r>
+      <w:r>
+        <w:rPr>
+          <w:rFonts w:ascii="Arial" w:hAnsi="Arial" w:cs="Arial"/>
+        </w:rPr>
+      </w:r>
+      <w:r>
+        <w:rPr>
+          <w:rFonts w:ascii="Arial" w:hAnsi="Arial" w:cs="Arial"/>
+        </w:rPr>
       </w:r>
       <w:r>
         <w:rPr>
@@ -3624,8 +3619,9 @@
       <w:r>
         <w:rPr>
           <w:rFonts w:ascii="Arial" w:hAnsi="Arial" w:cs="Arial"/>
-        </w:rPr>
-        <w:t>HRF-T</w:t>
+          <w:color w:val="000000"/>
+        </w:rPr>
+        <w:t>{{ secrecy_authority|default('HRF-T') }}</w:t>
       </w:r>
       <w:r>
         <w:rPr>
